--- a/deliverables/SPRINT_V4-V9/NEW_V4_FORMER_V26_Sprint_Production_Package/08_QA/Package_QA_Report.docx
+++ b/deliverables/SPRINT_V4-V9/NEW_V4_FORMER_V26_Sprint_Production_Package/08_QA/Package_QA_Report.docx
@@ -106,7 +106,7 @@
         <w:rPr>
           <w:sz w:val="21"/>
         </w:rPr>
-        <w:t>Sunday, September 13, 2026 | 8:00 PM CT</w:t>
+        <w:t>Monday, September 14, 2026 | 5:48 AM CT</w:t>
       </w:r>
     </w:p>
     <w:p>
@@ -125,7 +125,7 @@
         <w:rPr>
           <w:sz w:val="21"/>
         </w:rPr>
-        <w:t>38</w:t>
+        <w:t>41</w:t>
       </w:r>
     </w:p>
     <w:p>
@@ -144,7 +144,7 @@
         <w:rPr>
           <w:sz w:val="21"/>
         </w:rPr>
-        <w:t>38</w:t>
+        <w:t>41</w:t>
       </w:r>
     </w:p>
     <w:p>
@@ -2601,7 +2601,7 @@
                 <w:i w:val="0"/>
                 <w:sz w:val="16"/>
               </w:rPr>
-              <w:t>Source-language integrity, reported not repaired</w:t>
+              <w:t>No unsupported audience-behavior phrasing remains</w:t>
             </w:r>
           </w:p>
         </w:tc>
@@ -2640,6 +2640,183 @@
                 <w:sz w:val="16"/>
               </w:rPr>
               <w:t>no unsupported audience-behavior claim in this script</w:t>
+            </w:r>
+          </w:p>
+        </w:tc>
+      </w:tr>
+      <w:tr>
+        <w:tc>
+          <w:tcPr>
+            <w:tcW w:type="dxa" w:w="3888"/>
+          </w:tcPr>
+          <w:p>
+            <w:pPr>
+              <w:spacing w:before="60" w:after="60" w:line="264" w:lineRule="auto"/>
+            </w:pPr>
+            <w:r/>
+            <w:r>
+              <w:rPr>
+                <w:b w:val="0"/>
+                <w:i w:val="0"/>
+                <w:sz w:val="16"/>
+              </w:rPr>
+              <w:t>Corrected sentences replaced, nothing else touched</w:t>
+            </w:r>
+          </w:p>
+        </w:tc>
+        <w:tc>
+          <w:tcPr>
+            <w:tcW w:type="dxa" w:w="720"/>
+          </w:tcPr>
+          <w:p>
+            <w:pPr>
+              <w:spacing w:before="60" w:after="60" w:line="264" w:lineRule="auto"/>
+            </w:pPr>
+            <w:r/>
+            <w:r>
+              <w:rPr>
+                <w:b w:val="0"/>
+                <w:i w:val="0"/>
+                <w:sz w:val="16"/>
+              </w:rPr>
+              <w:t>pass</w:t>
+            </w:r>
+          </w:p>
+        </w:tc>
+        <w:tc>
+          <w:tcPr>
+            <w:tcW w:type="dxa" w:w="5040"/>
+          </w:tcPr>
+          <w:p>
+            <w:pPr>
+              <w:spacing w:before="60" w:after="60" w:line="264" w:lineRule="auto"/>
+            </w:pPr>
+            <w:r/>
+            <w:r>
+              <w:rPr>
+                <w:b w:val="0"/>
+                <w:i w:val="0"/>
+                <w:sz w:val="16"/>
+              </w:rPr>
+              <w:t>not in the correction set, identical to the supplied script</w:t>
+            </w:r>
+          </w:p>
+        </w:tc>
+      </w:tr>
+      <w:tr>
+        <w:tc>
+          <w:tcPr>
+            <w:tcW w:type="dxa" w:w="3888"/>
+          </w:tcPr>
+          <w:p>
+            <w:pPr>
+              <w:spacing w:before="60" w:after="60" w:line="264" w:lineRule="auto"/>
+            </w:pPr>
+            <w:r/>
+            <w:r>
+              <w:rPr>
+                <w:b w:val="0"/>
+                <w:i w:val="0"/>
+                <w:sz w:val="16"/>
+              </w:rPr>
+              <w:t>Description is the approved revised copy, verbatim</w:t>
+            </w:r>
+          </w:p>
+        </w:tc>
+        <w:tc>
+          <w:tcPr>
+            <w:tcW w:type="dxa" w:w="720"/>
+          </w:tcPr>
+          <w:p>
+            <w:pPr>
+              <w:spacing w:before="60" w:after="60" w:line="264" w:lineRule="auto"/>
+            </w:pPr>
+            <w:r/>
+            <w:r>
+              <w:rPr>
+                <w:b w:val="0"/>
+                <w:i w:val="0"/>
+                <w:sz w:val="16"/>
+              </w:rPr>
+              <w:t>pass</w:t>
+            </w:r>
+          </w:p>
+        </w:tc>
+        <w:tc>
+          <w:tcPr>
+            <w:tcW w:type="dxa" w:w="5040"/>
+          </w:tcPr>
+          <w:p>
+            <w:pPr>
+              <w:spacing w:before="60" w:after="60" w:line="264" w:lineRule="auto"/>
+            </w:pPr>
+            <w:r/>
+            <w:r>
+              <w:rPr>
+                <w:b w:val="0"/>
+                <w:i w:val="0"/>
+                <w:sz w:val="16"/>
+              </w:rPr>
+              <w:t>12 approved lines, reproduced exactly, with the playlist placeholder left in place</w:t>
+            </w:r>
+          </w:p>
+        </w:tc>
+      </w:tr>
+      <w:tr>
+        <w:tc>
+          <w:tcPr>
+            <w:tcW w:type="dxa" w:w="3888"/>
+          </w:tcPr>
+          <w:p>
+            <w:pPr>
+              <w:spacing w:before="60" w:after="60" w:line="264" w:lineRule="auto"/>
+            </w:pPr>
+            <w:r/>
+            <w:r>
+              <w:rPr>
+                <w:b w:val="0"/>
+                <w:i w:val="0"/>
+                <w:sz w:val="16"/>
+              </w:rPr>
+              <w:t>One relevant resource at most, no stacking</w:t>
+            </w:r>
+          </w:p>
+        </w:tc>
+        <w:tc>
+          <w:tcPr>
+            <w:tcW w:type="dxa" w:w="720"/>
+          </w:tcPr>
+          <w:p>
+            <w:pPr>
+              <w:spacing w:before="60" w:after="60" w:line="264" w:lineRule="auto"/>
+            </w:pPr>
+            <w:r/>
+            <w:r>
+              <w:rPr>
+                <w:b w:val="0"/>
+                <w:i w:val="0"/>
+                <w:sz w:val="16"/>
+              </w:rPr>
+              <w:t>pass</w:t>
+            </w:r>
+          </w:p>
+        </w:tc>
+        <w:tc>
+          <w:tcPr>
+            <w:tcW w:type="dxa" w:w="5040"/>
+          </w:tcPr>
+          <w:p>
+            <w:pPr>
+              <w:spacing w:before="60" w:after="60" w:line="264" w:lineRule="auto"/>
+            </w:pPr>
+            <w:r/>
+            <w:r>
+              <w:rPr>
+                <w:b w:val="0"/>
+                <w:i w:val="0"/>
+                <w:sz w:val="16"/>
+              </w:rPr>
+              <w:t>no offer or resource block, intentionally</w:t>
             </w:r>
           </w:p>
         </w:tc>
